--- a/docs/AI对话记录.docx
+++ b/docs/AI对话记录.docx
@@ -29,7 +29,7 @@
           <w:color w:val="7B8496"/>
           <w:sz w:val="22"/>
         </w:rPr>
-        <w:t>拾光清单——日常事务管理平台 · Web 开发技术期末项目（单人）</w:t>
+        <w:t>事务管理系统 · Web 开发技术期末项目（单人）</w:t>
       </w:r>
     </w:p>
     <w:p>
